--- a/docs/Conflict_of_Interest_Statement.docx
+++ b/docs/Conflict_of_Interest_Statement.docx
@@ -1505,7 +1505,7 @@
           <w:sz w:val="22"/>
           <w:szCs w:val="22"/>
         </w:rPr>
-        <w:t xml:space="preserve">Date: May 2025</w:t>
+        <w:t xml:space="preserve">Date: May 26, 2026</w:t>
       </w:r>
     </w:p>
     <w:sectPr>
